--- a/docs/research/大学データ取得依頼_第2.0版.docx
+++ b/docs/research/大学データ取得依頼_第2.0版.docx
@@ -79,7 +79,7 @@
           <w:bCs w:val="false"/>
           <w:color w:val="000000"/>
         </w:rPr>
-        <w:t xml:space="preserve">: 業者に渡す取得仕様。**本研究の当初の2つの問いを、実測データで一から検証する</w:t>
+        <w:t xml:space="preserve">: **全項目版。実際に業者へ出すのは簡易版（`data_request_university_min.md`）とし、</w:t>
       </w:r>
     </w:p>
     <w:p>
@@ -93,7 +93,7 @@
           <w:bCs w:val="false"/>
           <w:color w:val="000000"/>
         </w:rPr>
-        <w:t xml:space="preserve">パイロット研究**のためのもの。第1.0版（`data_request_university_v1.md`）は公開データベースの</w:t>
+        <w:t xml:space="preserve">本版は結果が良好で規模を広げる段階になったときの取得仕様として保留する（2026-09-08 決定）。**</w:t>
       </w:r>
     </w:p>
     <w:p>
@@ -107,7 +107,21 @@
           <w:bCs w:val="false"/>
           <w:color w:val="000000"/>
         </w:rPr>
-        <w:t xml:space="preserve">解析で残った論点に絞った限定版であり、本版がこれに代わる。</w:t>
+        <w:t xml:space="preserve">本研究の当初の2つの問いを実測データで一から検証するパイロット研究のためのもの。</w:t>
+      </w:r>
+    </w:p>
+    <w:p>
+      <w:pPr>
+        <w:spacing w:after="120" w:before="0" w:line="300"/>
+      </w:pPr>
+      <w:r>
+        <w:rPr>
+          <w:rFonts w:ascii="游明朝" w:cs="游明朝" w:eastAsia="游明朝" w:hAnsi="游明朝"/>
+          <w:b w:val="false"/>
+          <w:bCs w:val="false"/>
+          <w:color w:val="000000"/>
+        </w:rPr>
+        <w:t xml:space="preserve">第1.0版（`data_request_university_v1.md`）は公開データベースの解析で残った論点に絞った限定版である。</w:t>
       </w:r>
     </w:p>
     <w:p>
